--- a/samples/corpus/full/entreprise/framework-agreement/2026-01-08_contrat-cadre-zava-materiaux.docx
+++ b/samples/corpus/full/entreprise/framework-agreement/2026-01-08_contrat-cadre-zava-materiaux.docx
@@ -289,6 +289,13 @@
         <w:sz w:val="16"/>
       </w:rPr>
       <w:t>FICTIONAL - NOT FOR OPERATIONAL USE  |  Contrat-cadre d'approvisionnement 2026 - Zava Matériaux et Lamna Bâtiment</w:t>
+    </w:r>
+    <w:r>
+      <w:rPr>
+        <w:sz w:val="14"/>
+      </w:rPr>
+      <w:br/>
+      <w:t>Zava Matériaux - SIRET 000 000 000 00000 - RCS 000 000 000 - TVA FR00000000000 (identifiants fictifs) ; Lamna Bâtiment - SIRET 000 000 000 00000 - RCS 000 000 000 - TVA FR00000000000 (identifiants fictifs)</w:t>
     </w:r>
   </w:p>
 </w:ftr>
